--- a/The Dolphins' View of History/chapters/05 - The First Villages - Agriculture and the End of Wandering.docx
+++ b/The Dolphins' View of History/chapters/05 - The First Villages - Agriculture and the End of Wandering.docx
@@ -18,7 +18,7 @@
           <w:sz w:val="36"/>
           <w:szCs w:val="36"/>
         </w:rPr>
-        <w:t xml:space="preserve">Chapter 5: The First Villages — Agriculture and the End of Wandering</w:t>
+        <w:t xml:space="preserve">The Neolithic, from 10,000 BCE: The First Villages — Agriculture and the End of Wandering</w:t>
       </w:r>
     </w:p>
     <w:p>

--- a/The Dolphins' View of History/chapters/05 - The First Villages - Agriculture and the End of Wandering.docx
+++ b/The Dolphins' View of History/chapters/05 - The First Villages - Agriculture and the End of Wandering.docx
@@ -34,23 +34,23 @@
         <w:spacing w:after="200"/>
       </w:pPr>
       <w:r>
-        <w:t xml:space="preserve">That changed, independently, in several places at once, starting around 10,000 BCE, in what looks in hindsight like the least likely revolution in the whole book: humans decided to stay near where the wild wheat and barley already grew, in the Fertile Crescent stretching through parts of today's Iraq, Syria, Turkey, and the Levant.</w:t>
-      </w:r>
-    </w:p>
-    <w:p>
-      <w:pPr>
-        <w:spacing w:after="200"/>
-      </w:pPr>
-      <w:r>
-        <w:t xml:space="preserve">The story is not quite as tidy as fields first, temples later. At Göbekli Tepe in southeastern Turkey, hunter-gatherers who had not yet domesticated a single crop raised rings of carved limestone pillars, some weighing many tons, around 9600 BCE, more than a thousand years before farming is currently dated in the same region. Whether feeding the crowds who gathered to build it helped tip the balance toward planting deliberately, reversing the usual story in which farming comes first and temples follow, is a question archaeologists have not settled.</w:t>
-      </w:r>
-    </w:p>
-    <w:p>
-      <w:pPr>
-        <w:spacing w:after="200"/>
-      </w:pPr>
-      <w:r>
-        <w:t xml:space="preserve">Rice was domesticated separately in China, starting by roughly 8000 BCE. Maize, beans, and squash came together in Mesoamerica. Yams and taro were domesticated in New Guinea. None of these groups had contact with each other. All arrived, on their own clocks, at the same idea.</w:t>
+        <w:t xml:space="preserve">That changed, independently, in several places over several thousand years, starting around 10,000 BCE, in what looks in hindsight like the least likely revolution in the whole book: humans decided to stay near where the wild wheat and barley already grew, in the Fertile Crescent stretching through parts of today's Iraq, Syria, Turkey, and the Levant.</w:t>
+      </w:r>
+    </w:p>
+    <w:p>
+      <w:pPr>
+        <w:spacing w:after="200"/>
+      </w:pPr>
+      <w:r>
+        <w:t xml:space="preserve">The story is not quite as tidy as fields first, temples later. At Göbekli Tepe in southeastern Turkey, hunter-gatherers raised rings of carved limestone pillars, some weighing many tons, around 9600 BCE, before any fully domesticated crop appears in the region. Whether feeding the crowds who gathered to build it helped tip the balance toward planting deliberately, reversing the usual story in which farming comes first and temples follow, is a question archaeologists have not settled.</w:t>
+      </w:r>
+    </w:p>
+    <w:p>
+      <w:pPr>
+        <w:spacing w:after="200"/>
+      </w:pPr>
+      <w:r>
+        <w:t xml:space="preserve">Rice was brought under cultivation separately in China's Yangtze valley, in a process that was under way by about 7000 BCE and took thousands of years to produce fully domesticated rice. Maize, beans, and squash came together in Mesoamerica. Yams and taro were domesticated in New Guinea. None of these groups had contact with each other. All arrived, on their own clocks, at the same idea.</w:t>
       </w:r>
     </w:p>
     <w:p>
@@ -151,6 +151,18 @@
     </w:p>
     <w:p>
       <w:pPr>
+        <w:spacing w:after="100"/>
+      </w:pPr>
+      <w:r>
+        <w:rPr>
+          <w:b/>
+          <w:bCs/>
+        </w:rPr>
+        <w:t xml:space="preserve">From the minutes of the Society:</w:t>
+      </w:r>
+    </w:p>
+    <w:p>
+      <w:pPr>
         <w:spacing w:after="200"/>
       </w:pPr>
       <w:r>
@@ -158,7 +170,7 @@
           <w:i/>
           <w:iCs/>
         </w:rPr>
-        <w:t xml:space="preserve">“The hunter-gatherers,” the Society recorded, “voluntarily tied themselves to fields and spent the next ten thousand years worrying about property.”</w:t>
+        <w:t xml:space="preserve">Motion: that farming was a mistake. For: eleven pods. Against: nine. Abstaining: four, on the grounds that without farming there would be no fishing fleets, and the Society has never decided how it feels about fishing fleets. Human scholars divide the same way. The geographer Jared Diamond called agriculture “the worst mistake in the history of the human race” in a 1987 essay; most archaeologists consider the verdict too sweeping, since the same fields fed the cities, the writing, and the medicine that later chapters describe. The motion was carried, narrowly, by the half of the quorum that was awake.</w:t>
       </w:r>
     </w:p>
     <w:p>

--- a/The Dolphins' View of History/chapters/05 - The First Villages - Agriculture and the End of Wandering.docx
+++ b/The Dolphins' View of History/chapters/05 - The First Villages - Agriculture and the End of Wandering.docx
@@ -126,7 +126,7 @@
         <w:spacing w:after="200"/>
       </w:pPr>
       <w:r>
-        <w:t xml:space="preserve">The trade-offs were real, and dolphin historians insist on stating them plainly rather than skipping straight to the population boom. Skeletal evidence from early farming communities generally shows shorter stature, worse teeth, and more infectious disease than the hunter-gatherer populations that came before, likely from a narrower diet and closer contact with penned animals and each other.</w:t>
+        <w:t xml:space="preserve">The trade-offs were real, and dolphin historians would rather name them plainly than skip straight to the population boom. Skeletal evidence from early farming communities generally shows shorter stature, worse teeth, and more infectious disease than the hunter-gatherer populations that came before, likely from a narrower diet and closer contact with penned animals and each other.</w:t>
       </w:r>
     </w:p>
     <w:p>

--- a/The Dolphins' View of History/chapters/05 - The First Villages - Agriculture and the End of Wandering.docx
+++ b/The Dolphins' View of History/chapters/05 - The First Villages - Agriculture and the End of Wandering.docx
@@ -158,7 +158,7 @@
           <w:b/>
           <w:bCs/>
         </w:rPr>
-        <w:t xml:space="preserve">From the minutes of the Society:</w:t>
+        <w:t xml:space="preserve">From the minutes of the Society, on the question of farming:</w:t>
       </w:r>
     </w:p>
     <w:p>

--- a/The Dolphins' View of History/chapters/05 - The First Villages - Agriculture and the End of Wandering.docx
+++ b/The Dolphins' View of History/chapters/05 - The First Villages - Agriculture and the End of Wandering.docx
@@ -9,6 +9,7 @@
         <w:jc w:val="center"/>
         <w:outlineLvl w:val="0"/>
       </w:pPr>
+      <w:bookmarkStart w:name="_Chapter007" w:id="1"/>
       <w:r>
         <w:rPr>
           <w:rFonts w:ascii="Amazon Ember" w:cs="Amazon Ember" w:eastAsia="Amazon Ember" w:hAnsi="Amazon Ember"/>
@@ -20,21 +21,22 @@
         </w:rPr>
         <w:t xml:space="preserve">The Neolithic, from 10,000 BCE: The First Villages — Agriculture and the End of Wandering</w:t>
       </w:r>
-    </w:p>
-    <w:p>
-      <w:pPr>
-        <w:spacing w:after="200"/>
-      </w:pPr>
-      <w:r>
-        <w:t xml:space="preserve">For nearly all of Homo sapiens' existence, there was no such thing as home in the modern sense — only a range, walked and re-walked with the seasons.</w:t>
-      </w:r>
-    </w:p>
-    <w:p>
-      <w:pPr>
-        <w:spacing w:after="200"/>
-      </w:pPr>
-      <w:r>
-        <w:t xml:space="preserve">That changed, independently, in several places over several thousand years, starting around 10,000 BCE, in what looks in hindsight like the least likely revolution in the whole book: humans decided to stay near where the wild wheat and barley already grew, in the Fertile Crescent stretching through parts of today's Iraq, Syria, Turkey, and the Levant.</w:t>
+      <w:bookmarkEnd w:id="1"/>
+    </w:p>
+    <w:p>
+      <w:pPr>
+        <w:spacing w:after="200"/>
+      </w:pPr>
+      <w:r>
+        <w:t xml:space="preserve">For nearly all of Homo sapiens’ existence, there was no such thing as home in the modern sense — only a range, walked and re-walked with the seasons.</w:t>
+      </w:r>
+    </w:p>
+    <w:p>
+      <w:pPr>
+        <w:spacing w:after="200"/>
+      </w:pPr>
+      <w:r>
+        <w:t xml:space="preserve">That changed, independently, in several places over several thousand years, starting around 10,000 BCE, in what looks in hindsight like the least likely revolution in the whole book: humans decided to stay near where the wild wheat and barley already grew, in the Fertile Crescent stretching through parts of today’s Iraq, Syria, Turkey, and the Levant.</w:t>
       </w:r>
     </w:p>
     <w:p>
@@ -50,7 +52,7 @@
         <w:spacing w:after="200"/>
       </w:pPr>
       <w:r>
-        <w:t xml:space="preserve">Rice was brought under cultivation separately in China's Yangtze valley, in a process that was under way by about 7000 BCE and took thousands of years to produce fully domesticated rice. Maize, beans, and squash came together in Mesoamerica. Yams and taro were domesticated in New Guinea. None of these groups had contact with each other. All arrived, on their own clocks, at the same idea.</w:t>
+        <w:t xml:space="preserve">Rice was brought under cultivation separately in China’s Yangtze valley, in a process that was under way by about 7000 BCE and took thousands of years to produce fully domesticated rice. Maize, beans, and squash came together in Mesoamerica. Yams and taro were domesticated in New Guinea. None of these groups had contact with each other. All arrived, on their own clocks, at the same idea.</w:t>
       </w:r>
     </w:p>
     <w:p>
@@ -146,7 +148,7 @@
           <w:i/>
           <w:iCs/>
         </w:rPr>
-        <w:t xml:space="preserve">“This was the book's first trade of quality for quantity,” dolphin historians noted. “It would not be the last.”</w:t>
+        <w:t xml:space="preserve">“This was the book’s first trade of quality for quantity,” dolphin historians noted. “It would not be the last.”</w:t>
       </w:r>
     </w:p>
     <w:p>

--- a/The Dolphins' View of History/chapters/05 - The First Villages - Agriculture and the End of Wandering.docx
+++ b/The Dolphins' View of History/chapters/05 - The First Villages - Agriculture and the End of Wandering.docx
@@ -128,7 +128,7 @@
         <w:spacing w:after="200"/>
       </w:pPr>
       <w:r>
-        <w:t xml:space="preserve">The trade-offs were real, and dolphin historians insist on stating them plainly rather than skipping straight to the population boom. Skeletal evidence from early farming communities generally shows shorter stature, worse teeth, and more infectious disease than the hunter-gatherer populations that came before, likely from a narrower diet and closer contact with penned animals and each other.</w:t>
+        <w:t xml:space="preserve">The trade-offs were real, and they come before the population boom, not after it. Skeletal evidence from early farming communities generally shows shorter stature, worse teeth, and more infectious disease than the hunter-gatherer populations that came before, likely from a narrower diet and closer contact with penned animals and each other.</w:t>
       </w:r>
     </w:p>
     <w:p>

--- a/The Dolphins' View of History/chapters/05 - The First Villages - Agriculture and the End of Wandering.docx
+++ b/The Dolphins' View of History/chapters/05 - The First Villages - Agriculture and the End of Wandering.docx
@@ -5,6 +5,7 @@
     <w:p>
       <w:pPr>
         <w:pStyle w:val="Heading1"/>
+        <w:pageBreakBefore/>
         <w:spacing w:after="300"/>
         <w:jc w:val="center"/>
         <w:outlineLvl w:val="0"/>
@@ -15,9 +16,9 @@
           <w:rFonts w:ascii="Amazon Ember" w:cs="Amazon Ember" w:eastAsia="Amazon Ember" w:hAnsi="Amazon Ember"/>
           <w:b/>
           <w:bCs/>
-          <w:color w:val="0000FF"/>
-          <w:sz w:val="36"/>
-          <w:szCs w:val="36"/>
+          <w:color w:val="1F4E79"/>
+          <w:sz w:val="32"/>
+          <w:szCs w:val="32"/>
         </w:rPr>
         <w:t xml:space="preserve">The Neolithic, from 10,000 BCE: The First Villages — Agriculture and the End of Wandering</w:t>
       </w:r>
@@ -208,7 +209,7 @@
       </w:r>
     </w:p>
     <w:sectPr>
-      <w:pgSz w:w="12240" w:h="15840" w:orient="portrait"/>
+      <w:pgSz w:w="8640" w:h="12960" w:orient="portrait"/>
       <w:pgMar w:top="1440" w:right="1440" w:bottom="1440" w:left="1440" w:header="708" w:footer="708" w:gutter="0"/>
       <w:pgNumType/>
       <w:docGrid w:linePitch="360"/>

--- a/The Dolphins' View of History/chapters/05 - The First Villages - Agriculture and the End of Wandering.docx
+++ b/The Dolphins' View of History/chapters/05 - The First Villages - Agriculture and the End of Wandering.docx
@@ -149,7 +149,7 @@
           <w:i/>
           <w:iCs/>
         </w:rPr>
-        <w:t xml:space="preserve">“This was the book’s first trade of quality for quantity,” dolphin historians noted. “It would not be the last.”</w:t>
+        <w:t xml:space="preserve">“This was the book’s first trade of quality for quantity,” dolphin scholars observed. “It would not be the last.”</w:t>
       </w:r>
     </w:p>
     <w:p>

--- a/The Dolphins' View of History/chapters/05 - The First Villages - Agriculture and the End of Wandering.docx
+++ b/The Dolphins' View of History/chapters/05 - The First Villages - Agriculture and the End of Wandering.docx
@@ -173,7 +173,7 @@
           <w:i/>
           <w:iCs/>
         </w:rPr>
-        <w:t xml:space="preserve">Motion: that farming was a mistake. For: eleven pods. Against: nine. Abstaining: four, on the grounds that without farming there would be no fishing fleets, and the Society has never decided how it feels about fishing fleets. Human scholars divide the same way. The geographer Jared Diamond called agriculture “the worst mistake in the history of the human race” in a 1987 essay; most archaeologists consider the verdict too sweeping, since the same fields fed the cities, the writing, and the medicine that later chapters describe. The motion was carried, narrowly, by the half of the quorum that was awake.</w:t>
+        <w:t xml:space="preserve">Motion: that farming was a mistake. For: eleven pods. Against: nine. Abstaining: four, on the grounds that without farming there would be no fishing fleets, and the Society has never decided how it feels about fishing fleets. Human scholars divide the same way. The geographer Jared Diamond called agriculture “the worst mistake in the history of the human race” in a 1987 essay; most archaeologists consider the verdict too sweeping, since the same fields fed the cities, the writing, and the medicine that later chapters describe. The anthropologist James C. Scott presses a sharper version of the same complaint: that it was not the wheat but what grew up around the wheat, the taxman, the wall, and the ledger, that first made humans unfree in ways worth voting on. The motion was carried, narrowly, by the half of the quorum that was awake.</w:t>
       </w:r>
     </w:p>
     <w:p>
